--- a/docs/KK_Edward_Rental_Paperwork_HowTo.docx
+++ b/docs/KK_Edward_Rental_Paperwork_HowTo.docx
@@ -99,7 +99,7 @@
           <w:sz w:val="20"/>
           <w:szCs w:val="20"/>
         </w:rPr>
-        <w:t xml:space="preserve">Every rental gets the same core package. The two Schedule B add-ons are extra pages you attach only when they are needed.</w:t>
+        <w:t>Every rental gets the same core package. The Schedule B and C add-ons are extra pages you attach only when they are needed.</w:t>
       </w:r>
     </w:p>
     <w:p>
@@ -530,7 +530,7 @@
           <w:sz w:val="24"/>
           <w:szCs w:val="24"/>
         </w:rPr>
-        <w:t xml:space="preserve">2.  THE TWO ADD-ONS</w:t>
+        <w:t>2.  THE ADD-ONS</w:t>
       </w:r>
     </w:p>
     <w:p>
@@ -547,7 +547,7 @@
           <w:sz w:val="20"/>
           <w:szCs w:val="20"/>
         </w:rPr>
-        <w:t xml:space="preserve">These are separate documents. Attach them behind the Rental Agreement when required. Most rentals need neither.</w:t>
+        <w:t>These are separate documents. Attach them behind the Rental Agreement when required. Most rentals need none of them.</w:t>
       </w:r>
     </w:p>
     <w:tbl>
@@ -764,6 +764,113 @@
         <w:t xml:space="preserve"/>
       </w:r>
     </w:p>
+    <w:tbl>
+      <w:tblPr>
+        <w:tblW w:type="auto" w:w="100"/>
+        <w:tblBorders>
+          <w:top w:val="single" w:color="auto" w:sz="4"/>
+          <w:left w:val="single" w:color="auto" w:sz="4"/>
+          <w:bottom w:val="single" w:color="auto" w:sz="4"/>
+          <w:right w:val="single" w:color="auto" w:sz="4"/>
+          <w:insideH w:val="single" w:color="auto" w:sz="4"/>
+          <w:insideV w:val="single" w:color="auto" w:sz="4"/>
+        </w:tblBorders>
+      </w:tblPr>
+      <w:tblGrid>
+        <w:gridCol w:w="10080"/>
+      </w:tblGrid>
+      <w:tr>
+        <w:trPr>
+          <w:cantSplit/>
+        </w:trPr>
+        <w:tc>
+          <w:tcPr>
+            <w:tcW w:type="dxa" w:w="10080"/>
+            <w:tcBorders>
+              <w:top w:val="single" w:color="2E3192" w:sz="10"/>
+              <w:left w:val="single" w:color="2E3192" w:sz="10"/>
+              <w:bottom w:val="single" w:color="2E3192" w:sz="10"/>
+              <w:right w:val="single" w:color="2E3192" w:sz="10"/>
+            </w:tcBorders>
+            <w:shd w:fill="EDEEF7" w:val="clear"/>
+            <w:tcMar>
+              <w:top w:type="dxa" w:w="150"/>
+              <w:left w:type="dxa" w:w="180"/>
+              <w:bottom w:type="dxa" w:w="150"/>
+              <w:right w:type="dxa" w:w="180"/>
+            </w:tcMar>
+          </w:tcPr>
+          <w:p>
+            <w:pPr>
+              <w:spacing w:after="100"/>
+            </w:pPr>
+            <w:r>
+              <w:rPr>
+                <w:rFonts w:ascii="Calibri" w:cs="Calibri" w:eastAsia="Calibri" w:hAnsi="Calibri"/>
+                <w:b/>
+                <w:bCs/>
+                <w:color w:val="2E3192"/>
+                <w:sz w:val="21"/>
+                <w:szCs w:val="21"/>
+              </w:rPr>
+              <w:t>SCHEDULE C  —  RENT-TO-OWN OPTION</w:t>
+            </w:r>
+          </w:p>
+          <w:p>
+            <w:pPr>
+              <w:spacing w:after="100"/>
+            </w:pPr>
+            <w:r>
+              <w:rPr>
+                <w:rFonts w:ascii="Calibri" w:cs="Calibri" w:eastAsia="Calibri" w:hAnsi="Calibri"/>
+                <w:sz w:val="19"/>
+                <w:szCs w:val="19"/>
+              </w:rPr>
+              <w:t>The customer can buy the trailer. Part of every on-time month's rent is credited toward the purchase price: 50% if K&amp;K looks after the trailer, 65% if the customer does.</w:t>
+            </w:r>
+          </w:p>
+          <w:p>
+            <w:pPr>
+              <w:spacing w:after="100"/>
+            </w:pPr>
+            <w:r>
+              <w:rPr>
+                <w:rFonts w:ascii="Calibri" w:cs="Calibri" w:eastAsia="Calibri" w:hAnsi="Calibri"/>
+                <w:sz w:val="19"/>
+                <w:szCs w:val="19"/>
+              </w:rPr>
+              <w:t>Greg sets the purchase price, plan, monthly credit and term. Nothing goes to the customer until Greg has given you all four. Never quote a price yourself.</w:t>
+            </w:r>
+          </w:p>
+          <w:p>
+            <w:pPr>
+              <w:spacing w:after="0"/>
+            </w:pPr>
+            <w:r>
+              <w:rPr>
+                <w:rFonts w:ascii="Calibri" w:cs="Calibri" w:eastAsia="Calibri" w:hAnsi="Calibri"/>
+                <w:sz w:val="19"/>
+                <w:szCs w:val="19"/>
+              </w:rPr>
+              <w:t>Existing renter: send Schedule C on its own, with the date of their current agreement filled in. New rental: send it with the agreement. One version for AB and SK.</w:t>
+            </w:r>
+          </w:p>
+        </w:tc>
+      </w:tr>
+    </w:tbl>
+    <w:p>
+      <w:pPr>
+        <w:spacing w:after="180"/>
+      </w:pPr>
+      <w:r>
+        <w:rPr>
+          <w:rFonts w:ascii="Calibri" w:cs="Calibri" w:eastAsia="Calibri" w:hAnsi="Calibri"/>
+          <w:sz w:val="20"/>
+          <w:szCs w:val="20"/>
+        </w:rPr>
+        <w:t xml:space="preserve"/>
+      </w:r>
+    </w:p>
     <w:p>
       <w:pPr>
         <w:spacing w:after="110"/>
@@ -1273,6 +1380,60 @@
                 <w:szCs w:val="18"/>
               </w:rPr>
               <w:t xml:space="preserve">Ask Greg</w:t>
+            </w:r>
+          </w:p>
+        </w:tc>
+      </w:tr>
+      <w:tr>
+        <w:trPr>
+          <w:cantSplit/>
+          <w:tblHeader w:val="false"/>
+        </w:trPr>
+        <w:tc>
+          <w:tcPr>
+            <w:tcW w:type="dxa" w:w="6000"/>
+            <w:shd w:fill="F4F4F8" w:val="clear"/>
+            <w:tcMar>
+              <w:top w:type="dxa" w:w="90"/>
+              <w:left w:type="dxa" w:w="130"/>
+              <w:bottom w:type="dxa" w:w="90"/>
+              <w:right w:type="dxa" w:w="130"/>
+            </w:tcMar>
+          </w:tcPr>
+          <w:p>
+            <w:r>
+              <w:rPr>
+                <w:rFonts w:ascii="Calibri" w:cs="Calibri" w:eastAsia="Calibri" w:hAnsi="Calibri"/>
+                <w:b/>
+                <w:bCs/>
+                <w:sz w:val="18"/>
+                <w:szCs w:val="18"/>
+              </w:rPr>
+              <w:t>Customer wants to buy the trailer</w:t>
+            </w:r>
+          </w:p>
+        </w:tc>
+        <w:tc>
+          <w:tcPr>
+            <w:tcW w:type="dxa" w:w="4080"/>
+            <w:shd w:fill="F4F4F8" w:val="clear"/>
+            <w:tcMar>
+              <w:top w:type="dxa" w:w="90"/>
+              <w:left w:type="dxa" w:w="130"/>
+              <w:bottom w:type="dxa" w:w="90"/>
+              <w:right w:type="dxa" w:w="130"/>
+            </w:tcMar>
+          </w:tcPr>
+          <w:p>
+            <w:r>
+              <w:rPr>
+                <w:rFonts w:ascii="Calibri" w:cs="Calibri" w:eastAsia="Calibri" w:hAnsi="Calibri"/>
+                <w:b w:val="false"/>
+                <w:bCs w:val="false"/>
+                <w:sz w:val="18"/>
+                <w:szCs w:val="18"/>
+              </w:rPr>
+              <w:t>Schedule C — Greg's numbers first</w:t>
             </w:r>
           </w:p>
         </w:tc>
@@ -1423,7 +1584,7 @@
           <w:sz w:val="20"/>
           <w:szCs w:val="20"/>
         </w:rPr>
-        <w:t xml:space="preserve">Page one of the Agreement has four boxes the customer initials. It matters that the customer actually had these pointed out to them — not just that they signed. A customer who signs without anyone drawing attention to a tough term can later argue it does not apply to him.</w:t>
+        <w:t>Page one of the Agreement has five boxes the customer initials. It matters that the customer actually had these pointed out to them — not just that they signed. A customer who signs without anyone drawing attention to a tough term can later argue it does not apply to him.</w:t>
       </w:r>
     </w:p>
     <w:p>
@@ -1582,7 +1743,7 @@
           <w:sz w:val="20"/>
           <w:szCs w:val="20"/>
         </w:rPr>
-        <w:t xml:space="preserve">The four Key Terms have to appear in the body of your message, where the customer will actually see them. Use the template below every time — copy, paste, fill in the blanks.</w:t>
+        <w:t>The five Key Terms have to appear in the body of your message, where the customer will actually see them. Use the template below every time — copy, paste, fill in the blanks.</w:t>
       </w:r>
     </w:p>
     <w:p>
@@ -1749,7 +1910,7 @@
                 <w:sz w:val="18"/>
                 <w:szCs w:val="18"/>
               </w:rPr>
-              <w:t xml:space="preserve">Before you sign, please read the four boxes on page one. They are</w:t>
+              <w:t>Before you sign, please read the five boxes on page one. They are</w:t>
             </w:r>
           </w:p>
           <w:p>
@@ -2009,6 +2170,70 @@
                 <w:sz w:val="18"/>
                 <w:szCs w:val="18"/>
               </w:rPr>
+            </w:r>
+          </w:p>
+          <w:p>
+            <w:pPr>
+              <w:spacing w:after="70"/>
+            </w:pPr>
+            <w:r>
+              <w:rPr>
+                <w:rFonts w:ascii="Consolas" w:cs="Consolas" w:eastAsia="Consolas" w:hAnsi="Consolas"/>
+                <w:sz w:val="18"/>
+                <w:szCs w:val="18"/>
+              </w:rPr>
+              <w:t>5. EARLY RETURN ON A DISCOUNTED RATE - if you picked a lower rate</w:t>
+            </w:r>
+          </w:p>
+          <w:p>
+            <w:pPr>
+              <w:spacing w:after="70"/>
+            </w:pPr>
+            <w:r>
+              <w:rPr>
+                <w:rFonts w:ascii="Consolas" w:cs="Consolas" w:eastAsia="Consolas" w:hAnsi="Consolas"/>
+                <w:sz w:val="18"/>
+                <w:szCs w:val="18"/>
+              </w:rPr>
+              <w:t xml:space="preserve">   for a longer term and bring it back early, the rate goes back</w:t>
+            </w:r>
+          </w:p>
+          <w:p>
+            <w:pPr>
+              <w:spacing w:after="70"/>
+            </w:pPr>
+            <w:r>
+              <w:rPr>
+                <w:rFonts w:ascii="Consolas" w:cs="Consolas" w:eastAsia="Consolas" w:hAnsi="Consolas"/>
+                <w:sz w:val="18"/>
+                <w:szCs w:val="18"/>
+              </w:rPr>
+              <w:t xml:space="preserve">   to the regular rate for the whole time you had it, and you pay</w:t>
+            </w:r>
+          </w:p>
+          <w:p>
+            <w:pPr>
+              <w:spacing w:after="70"/>
+            </w:pPr>
+            <w:r>
+              <w:rPr>
+                <w:rFonts w:ascii="Consolas" w:cs="Consolas" w:eastAsia="Consolas" w:hAnsi="Consolas"/>
+                <w:sz w:val="18"/>
+                <w:szCs w:val="18"/>
+              </w:rPr>
+              <w:t xml:space="preserve">   the difference. Nothing else is owed for ending early.</w:t>
+            </w:r>
+          </w:p>
+          <w:p>
+            <w:pPr>
+              <w:spacing w:after="70"/>
+            </w:pPr>
+            <w:r>
+              <w:rPr>
+                <w:rFonts w:ascii="Consolas" w:cs="Consolas" w:eastAsia="Consolas" w:hAnsi="Consolas"/>
+                <w:sz w:val="18"/>
+                <w:szCs w:val="18"/>
+              </w:rPr>
               <w:t xml:space="preserve"/>
             </w:r>
           </w:p>
@@ -2022,7 +2247,7 @@
                 <w:sz w:val="18"/>
                 <w:szCs w:val="18"/>
               </w:rPr>
-              <w:t xml:space="preserve">Initial each of those four boxes and sign where marked. Call me at</w:t>
+              <w:t>Initial each of those five boxes and sign where marked. Call me at</w:t>
             </w:r>
           </w:p>
           <w:p>
@@ -2192,7 +2417,7 @@
                 <w:sz w:val="18"/>
                 <w:szCs w:val="18"/>
               </w:rPr>
-              <w:t xml:space="preserve">Four things to read on page 1 before you sign:</w:t>
+              <w:t>Five things to read on page 1 before you sign:</w:t>
             </w:r>
           </w:p>
           <w:p>
@@ -2283,7 +2508,20 @@
                 <w:sz w:val="18"/>
                 <w:szCs w:val="18"/>
               </w:rPr>
-              <w:t xml:space="preserve">Initial those 4 boxes and sign where marked. Any questions just call me.</w:t>
+              <w:t>5) Discounted rate and back early: rate goes back to regular, you pay the difference.</w:t>
+            </w:r>
+          </w:p>
+          <w:p>
+            <w:pPr>
+              <w:spacing w:after="70"/>
+            </w:pPr>
+            <w:r>
+              <w:rPr>
+                <w:rFonts w:ascii="Consolas" w:cs="Consolas" w:eastAsia="Consolas" w:hAnsi="Consolas"/>
+                <w:sz w:val="18"/>
+                <w:szCs w:val="18"/>
+              </w:rPr>
+              <w:t>Initial those 5 boxes and sign where marked. Any questions just call me.</w:t>
             </w:r>
           </w:p>
           <w:p>
@@ -2346,7 +2584,7 @@
           <w:sz w:val="20"/>
           <w:szCs w:val="20"/>
         </w:rPr>
-        <w:t xml:space="preserve">Read the four box headings out loud and ask if he has questions. Takes under a minute. Then tick the “read out loud” line.</w:t>
+        <w:t>Read the five box headings out loud and ask if he has questions. Takes under a minute. Then tick the “read out loud” line.</w:t>
       </w:r>
     </w:p>
     <w:p>
@@ -2424,7 +2662,7 @@
                 <w:sz w:val="19"/>
                 <w:szCs w:val="19"/>
               </w:rPr>
-              <w:t xml:space="preserve">Do not let it go. Call him, walk through the four boxes on the phone, and get him to initial and resend. Tick the phone line and put the date.</w:t>
+              <w:t>Do not let it go. Call him, walk through the five boxes on the phone, and get him to initial and resend. Tick the phone line and put the date.</w:t>
             </w:r>
           </w:p>
           <w:p>
@@ -2535,7 +2773,7 @@
           <w:sz w:val="20"/>
           <w:szCs w:val="20"/>
         </w:rPr>
-        <w:t xml:space="preserve">3.  </w:t>
+        <w:t>3.  Get back: signed Agreement with all five boxes initialled, signed authorization form, signed Repair Policy, and any add-on.</w:t>
       </w:r>
       <w:r>
         <w:rPr>
@@ -2545,7 +2783,6 @@
           <w:sz w:val="20"/>
           <w:szCs w:val="20"/>
         </w:rPr>
-        <w:t xml:space="preserve">Get back: signed Agreement with all four boxes initialled, signed authorization form, signed Repair Policy, and any add-on.</w:t>
       </w:r>
     </w:p>
     <w:p>
@@ -2775,15 +3012,14 @@
           <w:sz w:val="22"/>
           <w:szCs w:val="22"/>
         </w:rPr>
-        <w:t xml:space="preserve">☐   </w:t>
-      </w:r>
-      <w:r>
-        <w:rPr>
-          <w:rFonts w:ascii="Calibri" w:cs="Calibri" w:eastAsia="Calibri" w:hAnsi="Calibri"/>
-          <w:sz w:val="20"/>
-          <w:szCs w:val="20"/>
-        </w:rPr>
-        <w:t xml:space="preserve">All four Key Terms boxes initialled</w:t>
+        <w:t>☐   All five Key Terms boxes initialled</w:t>
+      </w:r>
+      <w:r>
+        <w:rPr>
+          <w:rFonts w:ascii="Calibri" w:cs="Calibri" w:eastAsia="Calibri" w:hAnsi="Calibri"/>
+          <w:sz w:val="20"/>
+          <w:szCs w:val="20"/>
+        </w:rPr>
       </w:r>
     </w:p>
     <w:p>
